--- a/Documentation/Lab1FinalDoc.docx
+++ b/Documentation/Lab1FinalDoc.docx
@@ -94,18 +94,10 @@
         <w:t xml:space="preserve"> |    Caller (</w:t>
       </w:r>
       <w:r>
-        <w:t xml:space="preserve">Utility </w:t>
-      </w:r>
-      <w:proofErr w:type="gramStart"/>
-      <w:r>
-        <w:t>File</w:t>
-      </w:r>
-      <w:r>
-        <w:t xml:space="preserve">)   </w:t>
-      </w:r>
-      <w:proofErr w:type="gramEnd"/>
-      <w:r>
-        <w:t xml:space="preserve">|&lt;---&gt;|   </w:t>
+        <w:t>Utility File</w:t>
+      </w:r>
+      <w:r>
+        <w:t xml:space="preserve">)   |&lt;---&gt;|   </w:t>
       </w:r>
       <w:proofErr w:type="spellStart"/>
       <w:r>
@@ -164,28 +156,12 @@
     </w:p>
     <w:p>
       <w:r>
-        <w:t xml:space="preserve">       (</w:t>
-      </w:r>
-      <w:proofErr w:type="gramStart"/>
-      <w:r>
-        <w:t xml:space="preserve">Fetch)   </w:t>
-      </w:r>
-      <w:proofErr w:type="gramEnd"/>
-      <w:r>
-        <w:t xml:space="preserve">         (Maps Page ID to Frame)</w:t>
-      </w:r>
-    </w:p>
-    <w:p>
-      <w:r>
-        <w:t xml:space="preserve">    Pin/Unpin Page       Eviction (</w:t>
-      </w:r>
-      <w:proofErr w:type="gramStart"/>
-      <w:r>
-        <w:t xml:space="preserve">LRU)   </w:t>
-      </w:r>
-      <w:proofErr w:type="gramEnd"/>
-      <w:r>
-        <w:t xml:space="preserve">          Write/Read Pages from Disk</w:t>
+        <w:t xml:space="preserve">       (Fetch)            (Maps Page ID to Frame)</w:t>
+      </w:r>
+    </w:p>
+    <w:p>
+      <w:r>
+        <w:t xml:space="preserve">    Pin/Unpin Page       Eviction (LRU)             Write/Read Pages from Disk</w:t>
       </w:r>
     </w:p>
     <w:p>
@@ -235,16 +211,11 @@
       <w:r>
         <w:t xml:space="preserve">main </w:t>
       </w:r>
-      <w:proofErr w:type="gramStart"/>
       <w:r>
         <w:t>memory</w:t>
       </w:r>
       <w:r>
-        <w:t>(</w:t>
-      </w:r>
-      <w:proofErr w:type="gramEnd"/>
-      <w:r>
-        <w:t>Cache)</w:t>
+        <w:t>(Cache)</w:t>
       </w:r>
       <w:r>
         <w:t xml:space="preserve">, </w:t>
@@ -276,7 +247,6 @@
         </w:numPr>
       </w:pPr>
       <w:proofErr w:type="spellStart"/>
-      <w:proofErr w:type="gramStart"/>
       <w:r>
         <w:rPr>
           <w:b/>
@@ -297,15 +267,7 @@
           <w:b/>
           <w:bCs/>
         </w:rPr>
-        <w:t>(</w:t>
-      </w:r>
-      <w:proofErr w:type="gramEnd"/>
-      <w:r>
-        <w:rPr>
-          <w:b/>
-          <w:bCs/>
-        </w:rPr>
-        <w:t xml:space="preserve">int </w:t>
+        <w:t xml:space="preserve">(int </w:t>
       </w:r>
       <w:proofErr w:type="spellStart"/>
       <w:r>
@@ -358,6 +320,17 @@
       </w:r>
       <w:r>
         <w:t xml:space="preserve"> If buffer Pool is full while getting the page details, it calls evict method.</w:t>
+      </w:r>
+      <w:r>
+        <w:t xml:space="preserve"> The offset for when to start reading in the file is computed as 4096 * </w:t>
+      </w:r>
+      <w:proofErr w:type="spellStart"/>
+      <w:r>
+        <w:t>pageId</w:t>
+      </w:r>
+      <w:proofErr w:type="spellEnd"/>
+      <w:r>
+        <w:t xml:space="preserve">. </w:t>
       </w:r>
     </w:p>
     <w:p>
@@ -368,7 +341,6 @@
         </w:numPr>
       </w:pPr>
       <w:proofErr w:type="spellStart"/>
-      <w:proofErr w:type="gramStart"/>
       <w:r>
         <w:rPr>
           <w:b/>
@@ -382,15 +354,7 @@
           <w:b/>
           <w:bCs/>
         </w:rPr>
-        <w:t>(</w:t>
-      </w:r>
-      <w:proofErr w:type="gramEnd"/>
-      <w:r>
-        <w:rPr>
-          <w:b/>
-          <w:bCs/>
-        </w:rPr>
-        <w:t>):</w:t>
+        <w:t>():</w:t>
       </w:r>
       <w:r>
         <w:t xml:space="preserve"> This</w:t>
@@ -413,7 +377,6 @@
         </w:numPr>
       </w:pPr>
       <w:proofErr w:type="spellStart"/>
-      <w:proofErr w:type="gramStart"/>
       <w:r>
         <w:rPr>
           <w:b/>
@@ -427,54 +390,49 @@
           <w:b/>
           <w:bCs/>
         </w:rPr>
+        <w:t>():</w:t>
+      </w:r>
+      <w:r>
+        <w:t xml:space="preserve"> </w:t>
+      </w:r>
+      <w:r>
+        <w:t>This method evicts the page when buffer pool is full. It</w:t>
+      </w:r>
+      <w:r>
+        <w:t xml:space="preserve"> implements the LRU eviction policy. It identifies the least recently used page</w:t>
+      </w:r>
+      <w:r>
+        <w:t xml:space="preserve"> </w:t>
+      </w:r>
+      <w:r>
         <w:t>(</w:t>
       </w:r>
-      <w:proofErr w:type="gramEnd"/>
-      <w:r>
-        <w:rPr>
-          <w:b/>
-          <w:bCs/>
-        </w:rPr>
-        <w:t>):</w:t>
+      <w:r>
+        <w:t>unpinned page</w:t>
+      </w:r>
+      <w:r>
+        <w:t>)</w:t>
+      </w:r>
+      <w:r>
+        <w:t xml:space="preserve"> and removes it from</w:t>
       </w:r>
       <w:r>
         <w:t xml:space="preserve"> </w:t>
       </w:r>
       <w:r>
-        <w:t>This method evicts the page when buffer pool is full. It</w:t>
-      </w:r>
-      <w:r>
-        <w:t xml:space="preserve"> implements the LRU eviction policy. It identifies the least recently used page</w:t>
+        <w:t>buffer</w:t>
       </w:r>
       <w:r>
         <w:t xml:space="preserve"> </w:t>
       </w:r>
       <w:r>
-        <w:t>(</w:t>
-      </w:r>
-      <w:r>
-        <w:t>unpinned page</w:t>
-      </w:r>
-      <w:r>
-        <w:t>)</w:t>
-      </w:r>
-      <w:r>
-        <w:t xml:space="preserve"> and removes it from</w:t>
-      </w:r>
-      <w:r>
-        <w:t xml:space="preserve"> </w:t>
-      </w:r>
-      <w:r>
-        <w:t>buffer</w:t>
-      </w:r>
-      <w:r>
-        <w:t xml:space="preserve"> </w:t>
-      </w:r>
-      <w:r>
         <w:t>pool</w:t>
       </w:r>
       <w:r>
         <w:t xml:space="preserve"> to make space for new pages. Before eviction, any dirty pages are written back to disk to prevent data loss.</w:t>
+      </w:r>
+      <w:r>
+        <w:t xml:space="preserve"> All other pages maintain their position in the LRU queue. </w:t>
       </w:r>
     </w:p>
     <w:p>
@@ -485,7 +443,6 @@
         </w:numPr>
       </w:pPr>
       <w:proofErr w:type="spellStart"/>
-      <w:proofErr w:type="gramStart"/>
       <w:r>
         <w:rPr>
           <w:b/>
@@ -499,15 +456,7 @@
           <w:b/>
           <w:bCs/>
         </w:rPr>
-        <w:t>(</w:t>
-      </w:r>
-      <w:proofErr w:type="gramEnd"/>
-      <w:r>
-        <w:rPr>
-          <w:b/>
-          <w:bCs/>
-        </w:rPr>
-        <w:t xml:space="preserve">int </w:t>
+        <w:t xml:space="preserve">(int </w:t>
       </w:r>
       <w:proofErr w:type="spellStart"/>
       <w:r>
@@ -543,7 +492,6 @@
         </w:numPr>
       </w:pPr>
       <w:proofErr w:type="spellStart"/>
-      <w:proofErr w:type="gramStart"/>
       <w:r>
         <w:rPr>
           <w:b/>
@@ -557,15 +505,7 @@
           <w:b/>
           <w:bCs/>
         </w:rPr>
-        <w:t>(</w:t>
-      </w:r>
-      <w:proofErr w:type="gramEnd"/>
-      <w:r>
-        <w:rPr>
-          <w:b/>
-          <w:bCs/>
-        </w:rPr>
-        <w:t xml:space="preserve">int </w:t>
+        <w:t xml:space="preserve">(int </w:t>
       </w:r>
       <w:proofErr w:type="spellStart"/>
       <w:r>
@@ -613,7 +553,6 @@
         </w:numPr>
       </w:pPr>
       <w:proofErr w:type="spellStart"/>
-      <w:proofErr w:type="gramStart"/>
       <w:r>
         <w:rPr>
           <w:b/>
@@ -627,15 +566,7 @@
           <w:b/>
           <w:bCs/>
         </w:rPr>
-        <w:t>(</w:t>
-      </w:r>
-      <w:proofErr w:type="gramEnd"/>
-      <w:r>
-        <w:rPr>
-          <w:b/>
-          <w:bCs/>
-        </w:rPr>
-        <w:t xml:space="preserve">int </w:t>
+        <w:t xml:space="preserve">(int </w:t>
       </w:r>
       <w:proofErr w:type="spellStart"/>
       <w:r>
@@ -669,15 +600,7 @@
         <w:t>e</w:t>
       </w:r>
       <w:r>
-        <w:t xml:space="preserve"> records are stored in </w:t>
-      </w:r>
-      <w:proofErr w:type="gramStart"/>
-      <w:r>
-        <w:t>9 byte</w:t>
-      </w:r>
-      <w:proofErr w:type="gramEnd"/>
-      <w:r>
-        <w:t xml:space="preserve"> chucks and the last byte is the amount of records stored on the page.</w:t>
+        <w:t xml:space="preserve"> records are stored in 9 byte chucks and the last byte is the amount of records stored on the page.</w:t>
       </w:r>
     </w:p>
     <w:p>
@@ -688,7 +611,6 @@
         </w:numPr>
       </w:pPr>
       <w:proofErr w:type="spellStart"/>
-      <w:proofErr w:type="gramStart"/>
       <w:r>
         <w:rPr>
           <w:b/>
@@ -703,15 +625,7 @@
           <w:b/>
           <w:bCs/>
         </w:rPr>
-        <w:t>(</w:t>
-      </w:r>
-      <w:proofErr w:type="gramEnd"/>
-      <w:r>
-        <w:rPr>
-          <w:b/>
-          <w:bCs/>
-        </w:rPr>
-        <w:t xml:space="preserve">int </w:t>
+        <w:t xml:space="preserve">(int </w:t>
       </w:r>
       <w:proofErr w:type="spellStart"/>
       <w:r>
@@ -744,7 +658,6 @@
         </w:numPr>
       </w:pPr>
       <w:proofErr w:type="spellStart"/>
-      <w:proofErr w:type="gramStart"/>
       <w:r>
         <w:rPr>
           <w:b/>
@@ -758,22 +671,7 @@
           <w:b/>
           <w:bCs/>
         </w:rPr>
-        <w:t>(</w:t>
-      </w:r>
-      <w:proofErr w:type="gramEnd"/>
-      <w:r>
-        <w:rPr>
-          <w:b/>
-          <w:bCs/>
-        </w:rPr>
-        <w:t>)</w:t>
-      </w:r>
-      <w:r>
-        <w:rPr>
-          <w:b/>
-          <w:bCs/>
-        </w:rPr>
-        <w:t>:</w:t>
+        <w:t>():</w:t>
       </w:r>
       <w:r>
         <w:t xml:space="preserve"> This method gives the id for next page when </w:t>
@@ -813,7 +711,6 @@
         </w:numPr>
       </w:pPr>
       <w:proofErr w:type="spellStart"/>
-      <w:proofErr w:type="gramStart"/>
       <w:r>
         <w:rPr>
           <w:b/>
@@ -827,15 +724,7 @@
           <w:b/>
           <w:bCs/>
         </w:rPr>
-        <w:t>(</w:t>
-      </w:r>
-      <w:proofErr w:type="gramEnd"/>
-      <w:r>
-        <w:rPr>
-          <w:b/>
-          <w:bCs/>
-        </w:rPr>
-        <w:t xml:space="preserve">int </w:t>
+        <w:t xml:space="preserve">(int </w:t>
       </w:r>
       <w:proofErr w:type="spellStart"/>
       <w:r>
@@ -924,7 +813,6 @@
         </w:numPr>
       </w:pPr>
       <w:proofErr w:type="spellStart"/>
-      <w:proofErr w:type="gramStart"/>
       <w:r>
         <w:rPr>
           <w:b/>
@@ -938,15 +826,7 @@
           <w:b/>
           <w:bCs/>
         </w:rPr>
-        <w:t>(</w:t>
-      </w:r>
-      <w:proofErr w:type="gramEnd"/>
-      <w:r>
-        <w:rPr>
-          <w:b/>
-          <w:bCs/>
-        </w:rPr>
-        <w:t xml:space="preserve">int </w:t>
+        <w:t xml:space="preserve">(int </w:t>
       </w:r>
       <w:proofErr w:type="spellStart"/>
       <w:r>
@@ -976,7 +856,6 @@
         </w:numPr>
       </w:pPr>
       <w:proofErr w:type="spellStart"/>
-      <w:proofErr w:type="gramStart"/>
       <w:r>
         <w:rPr>
           <w:b/>
@@ -990,15 +869,7 @@
           <w:b/>
           <w:bCs/>
         </w:rPr>
-        <w:t>(</w:t>
-      </w:r>
-      <w:proofErr w:type="gramEnd"/>
-      <w:r>
-        <w:rPr>
-          <w:b/>
-          <w:bCs/>
-        </w:rPr>
-        <w:t>Row row):</w:t>
+        <w:t>(Row row):</w:t>
       </w:r>
       <w:r>
         <w:t xml:space="preserve"> This method inserts a new row into the page. If the page is full, the insertion is rejected, and a new page must be created.</w:t>
@@ -1021,7 +892,6 @@
         </w:numPr>
       </w:pPr>
       <w:proofErr w:type="spellStart"/>
-      <w:proofErr w:type="gramStart"/>
       <w:r>
         <w:rPr>
           <w:b/>
@@ -1035,15 +905,7 @@
           <w:b/>
           <w:bCs/>
         </w:rPr>
-        <w:t>(</w:t>
-      </w:r>
-      <w:proofErr w:type="gramEnd"/>
-      <w:r>
-        <w:rPr>
-          <w:b/>
-          <w:bCs/>
-        </w:rPr>
-        <w:t>):</w:t>
+        <w:t>():</w:t>
       </w:r>
       <w:r>
         <w:t xml:space="preserve"> This method checks whether the page has reached its capacity.</w:t>
@@ -1061,7 +923,6 @@
         </w:rPr>
       </w:pPr>
       <w:proofErr w:type="spellStart"/>
-      <w:proofErr w:type="gramStart"/>
       <w:r>
         <w:rPr>
           <w:b/>
@@ -1075,15 +936,7 @@
           <w:b/>
           <w:bCs/>
         </w:rPr>
-        <w:t>(</w:t>
-      </w:r>
-      <w:proofErr w:type="gramEnd"/>
-      <w:r>
-        <w:rPr>
-          <w:b/>
-          <w:bCs/>
-        </w:rPr>
-        <w:t>)</w:t>
+        <w:t>()</w:t>
       </w:r>
       <w:r>
         <w:rPr>
@@ -1110,7 +963,6 @@
         </w:numPr>
       </w:pPr>
       <w:proofErr w:type="spellStart"/>
-      <w:proofErr w:type="gramStart"/>
       <w:r>
         <w:rPr>
           <w:b/>
@@ -1124,15 +976,7 @@
           <w:b/>
           <w:bCs/>
         </w:rPr>
-        <w:t>(</w:t>
-      </w:r>
-      <w:proofErr w:type="gramEnd"/>
-      <w:r>
-        <w:rPr>
-          <w:b/>
-          <w:bCs/>
-        </w:rPr>
-        <w:t xml:space="preserve">int </w:t>
+        <w:t xml:space="preserve">(int </w:t>
       </w:r>
       <w:proofErr w:type="spellStart"/>
       <w:r>
@@ -1175,7 +1019,6 @@
         </w:numPr>
       </w:pPr>
       <w:proofErr w:type="spellStart"/>
-      <w:proofErr w:type="gramStart"/>
       <w:r>
         <w:rPr>
           <w:b/>
@@ -1189,22 +1032,7 @@
           <w:b/>
           <w:bCs/>
         </w:rPr>
-        <w:t>(</w:t>
-      </w:r>
-      <w:proofErr w:type="gramEnd"/>
-      <w:r>
-        <w:rPr>
-          <w:b/>
-          <w:bCs/>
-        </w:rPr>
-        <w:t>)</w:t>
-      </w:r>
-      <w:r>
-        <w:rPr>
-          <w:b/>
-          <w:bCs/>
-        </w:rPr>
-        <w:t>:</w:t>
+        <w:t>():</w:t>
       </w:r>
       <w:r>
         <w:t xml:space="preserve"> This method increments pin count which is stored in a property of page.</w:t>
@@ -1218,7 +1046,6 @@
         </w:numPr>
       </w:pPr>
       <w:proofErr w:type="spellStart"/>
-      <w:proofErr w:type="gramStart"/>
       <w:r>
         <w:rPr>
           <w:b/>
@@ -1232,34 +1059,10 @@
           <w:b/>
           <w:bCs/>
         </w:rPr>
-        <w:t>(</w:t>
-      </w:r>
-      <w:proofErr w:type="gramEnd"/>
-      <w:r>
-        <w:rPr>
-          <w:b/>
-          <w:bCs/>
-        </w:rPr>
-        <w:t>)</w:t>
-      </w:r>
-      <w:r>
-        <w:rPr>
-          <w:b/>
-          <w:bCs/>
-        </w:rPr>
-        <w:t>:</w:t>
-      </w:r>
-      <w:r>
-        <w:t xml:space="preserve"> </w:t>
-      </w:r>
-      <w:r>
-        <w:t xml:space="preserve">This method </w:t>
-      </w:r>
-      <w:r>
-        <w:t>de</w:t>
-      </w:r>
-      <w:r>
-        <w:t>crements pin count which is stored in a property of page.</w:t>
+        <w:t>():</w:t>
+      </w:r>
+      <w:r>
+        <w:t xml:space="preserve"> This method decrements pin count which is stored in a property of page.</w:t>
       </w:r>
     </w:p>
     <w:p>
@@ -1270,7 +1073,6 @@
         </w:numPr>
       </w:pPr>
       <w:proofErr w:type="spellStart"/>
-      <w:proofErr w:type="gramStart"/>
       <w:r>
         <w:rPr>
           <w:b/>
@@ -1284,22 +1086,7 @@
           <w:b/>
           <w:bCs/>
         </w:rPr>
-        <w:t>(</w:t>
-      </w:r>
-      <w:proofErr w:type="gramEnd"/>
-      <w:r>
-        <w:rPr>
-          <w:b/>
-          <w:bCs/>
-        </w:rPr>
-        <w:t>)</w:t>
-      </w:r>
-      <w:r>
-        <w:rPr>
-          <w:b/>
-          <w:bCs/>
-        </w:rPr>
-        <w:t>:</w:t>
+        <w:t>():</w:t>
       </w:r>
       <w:r>
         <w:t xml:space="preserve"> This method returns pin count.</w:t>
@@ -1313,7 +1100,6 @@
         </w:numPr>
       </w:pPr>
       <w:proofErr w:type="spellStart"/>
-      <w:proofErr w:type="gramStart"/>
       <w:r>
         <w:rPr>
           <w:b/>
@@ -1327,15 +1113,7 @@
           <w:b/>
           <w:bCs/>
         </w:rPr>
-        <w:t>(</w:t>
-      </w:r>
-      <w:proofErr w:type="gramEnd"/>
-      <w:r>
-        <w:rPr>
-          <w:b/>
-          <w:bCs/>
-        </w:rPr>
-        <w:t>):</w:t>
+        <w:t>():</w:t>
       </w:r>
       <w:r>
         <w:t xml:space="preserve"> Returns an array containing all the rows currently stored in the page.</w:t>
@@ -1353,7 +1131,6 @@
         </w:rPr>
       </w:pPr>
       <w:proofErr w:type="spellStart"/>
-      <w:proofErr w:type="gramStart"/>
       <w:r>
         <w:rPr>
           <w:b/>
@@ -1367,15 +1144,7 @@
           <w:b/>
           <w:bCs/>
         </w:rPr>
-        <w:t>(</w:t>
-      </w:r>
-      <w:proofErr w:type="gramEnd"/>
-      <w:r>
-        <w:rPr>
-          <w:b/>
-          <w:bCs/>
-        </w:rPr>
-        <w:t>)</w:t>
+        <w:t>()</w:t>
       </w:r>
       <w:r>
         <w:rPr>
@@ -1400,7 +1169,6 @@
         </w:rPr>
       </w:pPr>
       <w:proofErr w:type="spellStart"/>
-      <w:proofErr w:type="gramStart"/>
       <w:r>
         <w:rPr>
           <w:b/>
@@ -1414,15 +1182,7 @@
           <w:b/>
           <w:bCs/>
         </w:rPr>
-        <w:t>(</w:t>
-      </w:r>
-      <w:proofErr w:type="gramEnd"/>
-      <w:r>
-        <w:rPr>
-          <w:b/>
-          <w:bCs/>
-        </w:rPr>
-        <w:t>Row[] rows)</w:t>
+        <w:t>(Row[] rows)</w:t>
       </w:r>
       <w:r>
         <w:rPr>
@@ -1455,7 +1215,6 @@
         </w:rPr>
       </w:pPr>
       <w:proofErr w:type="spellStart"/>
-      <w:proofErr w:type="gramStart"/>
       <w:r>
         <w:rPr>
           <w:b/>
@@ -1469,15 +1228,7 @@
           <w:b/>
           <w:bCs/>
         </w:rPr>
-        <w:t>(</w:t>
-      </w:r>
-      <w:proofErr w:type="gramEnd"/>
-      <w:r>
-        <w:rPr>
-          <w:b/>
-          <w:bCs/>
-        </w:rPr>
-        <w:t xml:space="preserve">int </w:t>
+        <w:t xml:space="preserve">(int </w:t>
       </w:r>
       <w:proofErr w:type="spellStart"/>
       <w:r>
@@ -1543,7 +1294,6 @@
         </w:rPr>
       </w:pPr>
       <w:proofErr w:type="spellStart"/>
-      <w:proofErr w:type="gramStart"/>
       <w:r>
         <w:rPr>
           <w:b/>
@@ -1557,15 +1307,7 @@
           <w:b/>
           <w:bCs/>
         </w:rPr>
-        <w:t>(</w:t>
-      </w:r>
-      <w:proofErr w:type="gramEnd"/>
-      <w:r>
-        <w:rPr>
-          <w:b/>
-          <w:bCs/>
-        </w:rPr>
-        <w:t>)</w:t>
+        <w:t>()</w:t>
       </w:r>
       <w:r>
         <w:rPr>
@@ -1586,7 +1328,6 @@
         </w:numPr>
       </w:pPr>
       <w:proofErr w:type="spellStart"/>
-      <w:proofErr w:type="gramStart"/>
       <w:r>
         <w:rPr>
           <w:b/>
@@ -1601,15 +1342,7 @@
           <w:b/>
           <w:bCs/>
         </w:rPr>
-        <w:t>(</w:t>
-      </w:r>
-      <w:proofErr w:type="gramEnd"/>
-      <w:r>
-        <w:rPr>
-          <w:b/>
-          <w:bCs/>
-        </w:rPr>
-        <w:t>):</w:t>
+        <w:t>():</w:t>
       </w:r>
       <w:r>
         <w:t xml:space="preserve"> When a page is modified, it is marked as dirty. This ensures that changes are persisted to disk before the page is evicted from memory.</w:t>
@@ -1630,7 +1363,6 @@
         </w:rPr>
       </w:pPr>
       <w:proofErr w:type="spellStart"/>
-      <w:proofErr w:type="gramStart"/>
       <w:r>
         <w:rPr>
           <w:b/>
@@ -1644,15 +1376,7 @@
           <w:b/>
           <w:bCs/>
         </w:rPr>
-        <w:t>(</w:t>
-      </w:r>
-      <w:proofErr w:type="gramEnd"/>
-      <w:r>
-        <w:rPr>
-          <w:b/>
-          <w:bCs/>
-        </w:rPr>
-        <w:t xml:space="preserve">): </w:t>
+        <w:t xml:space="preserve">(): </w:t>
       </w:r>
       <w:r>
         <w:t xml:space="preserve">This method removes the dirty tag from the page which is it changes the </w:t>
@@ -1678,7 +1402,6 @@
         </w:rPr>
       </w:pPr>
       <w:proofErr w:type="spellStart"/>
-      <w:proofErr w:type="gramStart"/>
       <w:r>
         <w:rPr>
           <w:b/>
@@ -1692,15 +1415,7 @@
           <w:b/>
           <w:bCs/>
         </w:rPr>
-        <w:t>(</w:t>
-      </w:r>
-      <w:proofErr w:type="gramEnd"/>
-      <w:r>
-        <w:rPr>
-          <w:b/>
-          <w:bCs/>
-        </w:rPr>
-        <w:t>)</w:t>
+        <w:t>()</w:t>
       </w:r>
       <w:r>
         <w:rPr>
@@ -1727,7 +1442,6 @@
         </w:numPr>
       </w:pPr>
       <w:proofErr w:type="spellStart"/>
-      <w:proofErr w:type="gramStart"/>
       <w:r>
         <w:rPr>
           <w:b/>
@@ -1741,15 +1455,7 @@
           <w:b/>
           <w:bCs/>
         </w:rPr>
-        <w:t>(</w:t>
-      </w:r>
-      <w:proofErr w:type="gramEnd"/>
-      <w:r>
-        <w:rPr>
-          <w:b/>
-          <w:bCs/>
-        </w:rPr>
-        <w:t>)</w:t>
+        <w:t>()</w:t>
       </w:r>
       <w:r>
         <w:rPr>
@@ -1787,7 +1493,6 @@
         </w:rPr>
       </w:pPr>
       <w:proofErr w:type="spellStart"/>
-      <w:proofErr w:type="gramStart"/>
       <w:r>
         <w:rPr>
           <w:b/>
@@ -1801,15 +1506,7 @@
           <w:b/>
           <w:bCs/>
         </w:rPr>
-        <w:t>(</w:t>
-      </w:r>
-      <w:proofErr w:type="gramEnd"/>
-      <w:r>
-        <w:rPr>
-          <w:b/>
-          <w:bCs/>
-        </w:rPr>
-        <w:t>)</w:t>
+        <w:t>()</w:t>
       </w:r>
       <w:r>
         <w:rPr>
@@ -1865,7 +1562,6 @@
         </w:numPr>
       </w:pPr>
       <w:proofErr w:type="spellStart"/>
-      <w:proofErr w:type="gramStart"/>
       <w:r>
         <w:rPr>
           <w:b/>
@@ -1882,7 +1578,6 @@
         <w:t>(</w:t>
       </w:r>
       <w:proofErr w:type="spellStart"/>
-      <w:proofErr w:type="gramEnd"/>
       <w:r>
         <w:rPr>
           <w:b/>
@@ -2108,7 +1803,7 @@
       <w:r>
         <w:t xml:space="preserve"> </w:t>
       </w:r>
-      <w:hyperlink r:id="rId6" w:history="1">
+      <w:hyperlink r:id="rId6" w:anchor="change-project-sdk" w:history="1">
         <w:r>
           <w:rPr>
             <w:rStyle w:val="Hyperlink"/>
@@ -2137,13 +1832,8 @@
         <w:t>uc</w:t>
       </w:r>
       <w:r>
-        <w:t xml:space="preserve">tions can be found </w:t>
-      </w:r>
-      <w:proofErr w:type="gramStart"/>
-      <w:r>
-        <w:t>here :</w:t>
-      </w:r>
-      <w:proofErr w:type="gramEnd"/>
+        <w:t>tions can be found here :</w:t>
+      </w:r>
       <w:r>
         <w:t xml:space="preserve"> </w:t>
       </w:r>
@@ -2177,7 +1867,7 @@
         <mc:AlternateContent>
           <mc:Choice Requires="wps">
             <w:drawing>
-              <wp:anchor distT="45720" distB="45720" distL="114300" distR="114300" simplePos="0" relativeHeight="251659264" behindDoc="0" locked="0" layoutInCell="1" allowOverlap="1">
+              <wp:anchor distT="45720" distB="45720" distL="114300" distR="114300" simplePos="0" relativeHeight="251659264" behindDoc="0" locked="0" layoutInCell="1" allowOverlap="1" wp14:anchorId="1659255B" wp14:editId="74FADB2A">
                 <wp:simplePos x="0" y="0"/>
                 <wp:positionH relativeFrom="margin">
                   <wp:align>right</wp:align>
@@ -2249,15 +1939,7 @@
                             </w:r>
                             <w:proofErr w:type="spellEnd"/>
                             <w:r>
-                              <w:t xml:space="preserve"> '</w:t>
-                            </w:r>
-                            <w:proofErr w:type="gramStart"/>
-                            <w:r>
-                              <w:t>org.junit</w:t>
-                            </w:r>
-                            <w:proofErr w:type="gramEnd"/>
-                            <w:r>
-                              <w:t>.jupiter:junit-jupiter-api:5.9.2'</w:t>
+                              <w:t xml:space="preserve"> 'org.junit.jupiter:junit-jupiter-api:5.9.2'</w:t>
                             </w:r>
                           </w:p>
                           <w:p>
@@ -2271,15 +1953,7 @@
                             </w:r>
                             <w:proofErr w:type="spellEnd"/>
                             <w:r>
-                              <w:t xml:space="preserve"> '</w:t>
-                            </w:r>
-                            <w:proofErr w:type="gramStart"/>
-                            <w:r>
-                              <w:t>org.junit</w:t>
-                            </w:r>
-                            <w:proofErr w:type="gramEnd"/>
-                            <w:r>
-                              <w:t>.jupiter:junit-jupiter-engine:5.9.2'</w:t>
+                              <w:t xml:space="preserve"> 'org.junit.jupiter:junit-jupiter-engine:5.9.2'</w:t>
                             </w:r>
                           </w:p>
                           <w:p>
@@ -2302,15 +1976,7 @@
                             </w:r>
                             <w:proofErr w:type="spellEnd"/>
                             <w:r>
-                              <w:t xml:space="preserve"> '</w:t>
-                            </w:r>
-                            <w:proofErr w:type="gramStart"/>
-                            <w:r>
-                              <w:t>org.mockito</w:t>
-                            </w:r>
-                            <w:proofErr w:type="gramEnd"/>
-                            <w:r>
-                              <w:t>:mockito-core:4.11.0'</w:t>
+                              <w:t xml:space="preserve"> 'org.mockito:mockito-core:4.11.0'</w:t>
                             </w:r>
                           </w:p>
                           <w:p>
@@ -2324,15 +1990,7 @@
                             </w:r>
                             <w:proofErr w:type="spellEnd"/>
                             <w:r>
-                              <w:t xml:space="preserve"> '</w:t>
-                            </w:r>
-                            <w:proofErr w:type="gramStart"/>
-                            <w:r>
-                              <w:t>org.mockito</w:t>
-                            </w:r>
-                            <w:proofErr w:type="gramEnd"/>
-                            <w:r>
-                              <w:t>:mockito-junit-jupiter:4.11.0'</w:t>
+                              <w:t xml:space="preserve"> 'org.mockito:mockito-junit-jupiter:4.11.0'</w:t>
                             </w:r>
                           </w:p>
                           <w:p>
@@ -2350,15 +2008,7 @@
                               <w:ind w:left="720"/>
                             </w:pPr>
                             <w:r>
-                              <w:t>implementation '</w:t>
-                            </w:r>
-                            <w:proofErr w:type="gramStart"/>
-                            <w:r>
-                              <w:t>com.google</w:t>
-                            </w:r>
-                            <w:proofErr w:type="gramEnd"/>
-                            <w:r>
-                              <w:t>.guava:guava:32.1.2-jre' // Explicitly define Guava version</w:t>
+                              <w:t>implementation 'com.google.guava:guava:32.1.2-jre' // Explicitly define Guava version</w:t>
                             </w:r>
                           </w:p>
                           <w:p>
@@ -2390,7 +2040,7 @@
           </mc:Choice>
           <mc:Fallback>
             <w:pict>
-              <v:shapetype id="_x0000_t202" coordsize="21600,21600" o:spt="202" path="m,l,21600r21600,l21600,xe">
+              <v:shapetype w14:anchorId="1659255B" id="_x0000_t202" coordsize="21600,21600" o:spt="202" path="m,l,21600r21600,l21600,xe">
                 <v:stroke joinstyle="miter"/>
                 <v:path gradientshapeok="t" o:connecttype="rect"/>
               </v:shapetype>
@@ -2426,15 +2076,7 @@
                       </w:r>
                       <w:proofErr w:type="spellEnd"/>
                       <w:r>
-                        <w:t xml:space="preserve"> '</w:t>
-                      </w:r>
-                      <w:proofErr w:type="gramStart"/>
-                      <w:r>
-                        <w:t>org.junit</w:t>
-                      </w:r>
-                      <w:proofErr w:type="gramEnd"/>
-                      <w:r>
-                        <w:t>.jupiter:junit-jupiter-api:5.9.2'</w:t>
+                        <w:t xml:space="preserve"> 'org.junit.jupiter:junit-jupiter-api:5.9.2'</w:t>
                       </w:r>
                     </w:p>
                     <w:p>
@@ -2448,15 +2090,7 @@
                       </w:r>
                       <w:proofErr w:type="spellEnd"/>
                       <w:r>
-                        <w:t xml:space="preserve"> '</w:t>
-                      </w:r>
-                      <w:proofErr w:type="gramStart"/>
-                      <w:r>
-                        <w:t>org.junit</w:t>
-                      </w:r>
-                      <w:proofErr w:type="gramEnd"/>
-                      <w:r>
-                        <w:t>.jupiter:junit-jupiter-engine:5.9.2'</w:t>
+                        <w:t xml:space="preserve"> 'org.junit.jupiter:junit-jupiter-engine:5.9.2'</w:t>
                       </w:r>
                     </w:p>
                     <w:p>
@@ -2479,15 +2113,7 @@
                       </w:r>
                       <w:proofErr w:type="spellEnd"/>
                       <w:r>
-                        <w:t xml:space="preserve"> '</w:t>
-                      </w:r>
-                      <w:proofErr w:type="gramStart"/>
-                      <w:r>
-                        <w:t>org.mockito</w:t>
-                      </w:r>
-                      <w:proofErr w:type="gramEnd"/>
-                      <w:r>
-                        <w:t>:mockito-core:4.11.0'</w:t>
+                        <w:t xml:space="preserve"> 'org.mockito:mockito-core:4.11.0'</w:t>
                       </w:r>
                     </w:p>
                     <w:p>
@@ -2501,15 +2127,7 @@
                       </w:r>
                       <w:proofErr w:type="spellEnd"/>
                       <w:r>
-                        <w:t xml:space="preserve"> '</w:t>
-                      </w:r>
-                      <w:proofErr w:type="gramStart"/>
-                      <w:r>
-                        <w:t>org.mockito</w:t>
-                      </w:r>
-                      <w:proofErr w:type="gramEnd"/>
-                      <w:r>
-                        <w:t>:mockito-junit-jupiter:4.11.0'</w:t>
+                        <w:t xml:space="preserve"> 'org.mockito:mockito-junit-jupiter:4.11.0'</w:t>
                       </w:r>
                     </w:p>
                     <w:p>
@@ -2527,15 +2145,7 @@
                         <w:ind w:left="720"/>
                       </w:pPr>
                       <w:r>
-                        <w:t>implementation '</w:t>
-                      </w:r>
-                      <w:proofErr w:type="gramStart"/>
-                      <w:r>
-                        <w:t>com.google</w:t>
-                      </w:r>
-                      <w:proofErr w:type="gramEnd"/>
-                      <w:r>
-                        <w:t>.guava:guava:32.1.2-jre' // Explicitly define Guava version</w:t>
+                        <w:t>implementation 'com.google.guava:guava:32.1.2-jre' // Explicitly define Guava version</w:t>
                       </w:r>
                     </w:p>
                     <w:p>
@@ -2560,17 +2170,12 @@
         <w:t xml:space="preserve">Make sure to add following dependencies in </w:t>
       </w:r>
       <w:proofErr w:type="spellStart"/>
-      <w:proofErr w:type="gramStart"/>
       <w:r>
         <w:t>build.gradle</w:t>
       </w:r>
       <w:proofErr w:type="spellEnd"/>
-      <w:proofErr w:type="gramEnd"/>
-      <w:r>
-        <w:t xml:space="preserve"> file</w:t>
-      </w:r>
-      <w:r>
-        <w:t>:</w:t>
+      <w:r>
+        <w:t xml:space="preserve"> file:</w:t>
       </w:r>
     </w:p>
     <w:p>
@@ -2587,15 +2192,7 @@
         </w:numPr>
       </w:pPr>
       <w:r>
-        <w:t xml:space="preserve">Download the </w:t>
-      </w:r>
-      <w:proofErr w:type="gramStart"/>
-      <w:r>
-        <w:t>dataset  name</w:t>
-      </w:r>
-      <w:proofErr w:type="gramEnd"/>
-      <w:r>
-        <w:t xml:space="preserve"> : </w:t>
+        <w:t xml:space="preserve">Download the dataset  name : </w:t>
       </w:r>
       <w:hyperlink r:id="rId8" w:history="1">
         <w:r>
@@ -2687,7 +2284,40 @@
         </w:numPr>
       </w:pPr>
       <w:r>
-        <w:t>Change the path name and filename in main file.</w:t>
+        <w:t xml:space="preserve">Place </w:t>
+      </w:r>
+      <w:proofErr w:type="spellStart"/>
+      <w:r>
+        <w:t>title.basics.tsv</w:t>
+      </w:r>
+      <w:proofErr w:type="spellEnd"/>
+      <w:r>
+        <w:t xml:space="preserve"> in </w:t>
+      </w:r>
+      <w:r>
+        <w:t>the directory above</w:t>
+      </w:r>
+      <w:r>
+        <w:t>.</w:t>
+      </w:r>
+      <w:r>
+        <w:t xml:space="preserve"> We did not include this on the </w:t>
+      </w:r>
+      <w:proofErr w:type="spellStart"/>
+      <w:r>
+        <w:t>github</w:t>
+      </w:r>
+      <w:proofErr w:type="spellEnd"/>
+      <w:r>
+        <w:t xml:space="preserve"> repo as the </w:t>
+      </w:r>
+      <w:proofErr w:type="spellStart"/>
+      <w:r>
+        <w:t>filesize</w:t>
+      </w:r>
+      <w:proofErr w:type="spellEnd"/>
+      <w:r>
+        <w:t xml:space="preserve"> is large. </w:t>
       </w:r>
     </w:p>
     <w:p>
@@ -2699,6 +2329,128 @@
         </w:numPr>
       </w:pPr>
       <w:r>
+        <w:t xml:space="preserve">Place </w:t>
+      </w:r>
+      <w:proofErr w:type="spellStart"/>
+      <w:r>
+        <w:t>title.basics.tsv</w:t>
+      </w:r>
+      <w:proofErr w:type="spellEnd"/>
+      <w:r>
+        <w:t xml:space="preserve"> under </w:t>
+      </w:r>
+      <w:r>
+        <w:t>app/</w:t>
+      </w:r>
+      <w:proofErr w:type="spellStart"/>
+      <w:r>
+        <w:t>src</w:t>
+      </w:r>
+      <w:proofErr w:type="spellEnd"/>
+      <w:r>
+        <w:t>/</w:t>
+      </w:r>
+      <w:r>
+        <w:t>test</w:t>
+      </w:r>
+      <w:r>
+        <w:t>/java/project_645/DB files</w:t>
+      </w:r>
+    </w:p>
+    <w:p>
+      <w:pPr>
+        <w:pStyle w:val="ListParagraph"/>
+        <w:numPr>
+          <w:ilvl w:val="1"/>
+          <w:numId w:val="10"/>
+        </w:numPr>
+        <w:rPr>
+          <w:lang w:val="en-US"/>
+        </w:rPr>
+      </w:pPr>
+      <w:r>
+        <w:t>Note, the paths in these files have been set up such that they will work on any machine regardless of the relative directory of the root of the project. However, in practice this may cause issues. If tests do not run, please modify “</w:t>
+      </w:r>
+      <w:proofErr w:type="spellStart"/>
+      <w:r>
+        <w:t>testFileDirectory</w:t>
+      </w:r>
+      <w:proofErr w:type="spellEnd"/>
+      <w:r>
+        <w:t xml:space="preserve">” in </w:t>
+      </w:r>
+      <w:proofErr w:type="spellStart"/>
+      <w:r>
+        <w:t>BufferImplUnitTests</w:t>
+      </w:r>
+      <w:proofErr w:type="spellEnd"/>
+      <w:r>
+        <w:t xml:space="preserve"> and </w:t>
+      </w:r>
+      <w:proofErr w:type="spellStart"/>
+      <w:r>
+        <w:t>TATests</w:t>
+      </w:r>
+      <w:proofErr w:type="spellEnd"/>
+      <w:r>
+        <w:t xml:space="preserve"> to match the </w:t>
+      </w:r>
+      <w:proofErr w:type="spellStart"/>
+      <w:r>
+        <w:t>filepath</w:t>
+      </w:r>
+      <w:proofErr w:type="spellEnd"/>
+      <w:r>
+        <w:t xml:space="preserve"> corresponding to </w:t>
+      </w:r>
+      <w:r>
+        <w:rPr>
+          <w:lang w:val="en-US"/>
+        </w:rPr>
+        <w:t>/</w:t>
+      </w:r>
+      <w:proofErr w:type="spellStart"/>
+      <w:r>
+        <w:rPr>
+          <w:lang w:val="en-US"/>
+        </w:rPr>
+        <w:t>src</w:t>
+      </w:r>
+      <w:proofErr w:type="spellEnd"/>
+      <w:r>
+        <w:rPr>
+          <w:lang w:val="en-US"/>
+        </w:rPr>
+        <w:t>/test/java/project_645/DB files/</w:t>
+      </w:r>
+      <w:r>
+        <w:rPr>
+          <w:lang w:val="en-US"/>
+        </w:rPr>
+        <w:t>.</w:t>
+      </w:r>
+    </w:p>
+    <w:p>
+      <w:pPr>
+        <w:pStyle w:val="ListParagraph"/>
+        <w:numPr>
+          <w:ilvl w:val="0"/>
+          <w:numId w:val="10"/>
+        </w:numPr>
+      </w:pPr>
+      <w:r>
+        <w:t>Change the path name and filename in main file.</w:t>
+      </w:r>
+    </w:p>
+    <w:p>
+      <w:pPr>
+        <w:pStyle w:val="ListParagraph"/>
+        <w:numPr>
+          <w:ilvl w:val="0"/>
+          <w:numId w:val="10"/>
+        </w:numPr>
+      </w:pPr>
+      <w:r>
         <w:t xml:space="preserve">Have </w:t>
       </w:r>
       <w:proofErr w:type="spellStart"/>
@@ -2807,11 +2559,7 @@
         </w:rPr>
       </w:pPr>
       <w:r>
-        <w:t xml:space="preserve">Build the </w:t>
-      </w:r>
-      <w:proofErr w:type="gramStart"/>
-      <w:r>
-        <w:t xml:space="preserve">project </w:t>
+        <w:t xml:space="preserve">Build the project </w:t>
       </w:r>
       <w:r>
         <w:rPr>
@@ -2820,7 +2568,6 @@
         </w:rPr>
         <w:t>:</w:t>
       </w:r>
-      <w:proofErr w:type="gramEnd"/>
       <w:r>
         <w:rPr>
           <w:b/>
@@ -2874,26 +2621,15 @@
         </w:numPr>
       </w:pPr>
       <w:r>
-        <w:t>Run the project</w:t>
-      </w:r>
-      <w:proofErr w:type="gramStart"/>
-      <w:r>
-        <w:t xml:space="preserve">: </w:t>
-      </w:r>
-      <w:r>
-        <w:rPr>
-          <w:b/>
-          <w:bCs/>
-        </w:rPr>
-        <w:t>.</w:t>
-      </w:r>
-      <w:proofErr w:type="gramEnd"/>
-      <w:r>
-        <w:rPr>
-          <w:b/>
-          <w:bCs/>
-        </w:rPr>
-        <w:t>/</w:t>
+        <w:lastRenderedPageBreak/>
+        <w:t xml:space="preserve">Run the project: </w:t>
+      </w:r>
+      <w:r>
+        <w:rPr>
+          <w:b/>
+          <w:bCs/>
+        </w:rPr>
+        <w:t>./</w:t>
       </w:r>
       <w:proofErr w:type="spellStart"/>
       <w:r>
@@ -2959,7 +2695,6 @@
           <w:b/>
           <w:bCs/>
         </w:rPr>
-        <w:lastRenderedPageBreak/>
         <w:t>5.1 Loading Data</w:t>
       </w:r>
     </w:p>
@@ -3067,15 +2802,7 @@
         </w:numPr>
       </w:pPr>
       <w:r>
-        <w:t xml:space="preserve">Check the error messages by </w:t>
-      </w:r>
-      <w:proofErr w:type="gramStart"/>
-      <w:r>
-        <w:t>running :</w:t>
-      </w:r>
-      <w:proofErr w:type="gramEnd"/>
-      <w:r>
-        <w:t xml:space="preserve"> </w:t>
+        <w:t xml:space="preserve">Check the error messages by running : </w:t>
       </w:r>
       <w:r>
         <w:rPr>
@@ -3141,12 +2868,10 @@
         <w:t xml:space="preserve">Check for missing dependencies in </w:t>
       </w:r>
       <w:proofErr w:type="spellStart"/>
-      <w:proofErr w:type="gramStart"/>
       <w:r>
         <w:t>build.gradle</w:t>
       </w:r>
       <w:proofErr w:type="spellEnd"/>
-      <w:proofErr w:type="gramEnd"/>
     </w:p>
     <w:p>
       <w:pPr>
@@ -3156,7 +2881,6 @@
           <w:numId w:val="9"/>
         </w:numPr>
       </w:pPr>
-      <w:proofErr w:type="gramStart"/>
       <w:r>
         <w:t xml:space="preserve">Run </w:t>
       </w:r>
@@ -3165,15 +2889,7 @@
           <w:b/>
           <w:bCs/>
         </w:rPr>
-        <w:t>.</w:t>
-      </w:r>
-      <w:proofErr w:type="gramEnd"/>
-      <w:r>
-        <w:rPr>
-          <w:b/>
-          <w:bCs/>
-        </w:rPr>
-        <w:t>/</w:t>
+        <w:t>./</w:t>
       </w:r>
       <w:proofErr w:type="spellStart"/>
       <w:r>
@@ -3227,12 +2943,10 @@
         <w:t xml:space="preserve">Add these dependencies in your </w:t>
       </w:r>
       <w:proofErr w:type="spellStart"/>
-      <w:proofErr w:type="gramStart"/>
       <w:r>
         <w:t>build.gradle</w:t>
       </w:r>
       <w:proofErr w:type="spellEnd"/>
-      <w:proofErr w:type="gramEnd"/>
       <w:r>
         <w:t>:</w:t>
       </w:r>
@@ -3246,24 +2960,16 @@
         <w:rPr>
           <w:highlight w:val="lightGray"/>
         </w:rPr>
-        <w:t xml:space="preserve">dependencies </w:t>
-      </w:r>
-      <w:proofErr w:type="gramStart"/>
+        <w:t xml:space="preserve">dependencies { </w:t>
+      </w:r>
+      <w:proofErr w:type="spellStart"/>
       <w:r>
         <w:rPr>
           <w:highlight w:val="lightGray"/>
         </w:rPr>
-        <w:t xml:space="preserve">{ </w:t>
-      </w:r>
-      <w:proofErr w:type="spellStart"/>
-      <w:r>
-        <w:rPr>
-          <w:highlight w:val="lightGray"/>
-        </w:rPr>
         <w:t>testImplementation</w:t>
       </w:r>
       <w:proofErr w:type="spellEnd"/>
-      <w:proofErr w:type="gramEnd"/>
       <w:r>
         <w:rPr>
           <w:highlight w:val="lightGray"/>
@@ -3304,21 +3010,12 @@
         <w:t xml:space="preserve">import static </w:t>
       </w:r>
       <w:proofErr w:type="spellStart"/>
-      <w:proofErr w:type="gramStart"/>
-      <w:r>
-        <w:rPr>
-          <w:b/>
-          <w:bCs/>
-        </w:rPr>
-        <w:t>org.mockito</w:t>
-      </w:r>
-      <w:proofErr w:type="gramEnd"/>
-      <w:r>
-        <w:rPr>
-          <w:b/>
-          <w:bCs/>
-        </w:rPr>
-        <w:t>.Mockito</w:t>
+      <w:r>
+        <w:rPr>
+          <w:b/>
+          <w:bCs/>
+        </w:rPr>
+        <w:t>org.mockito.Mockito</w:t>
       </w:r>
       <w:proofErr w:type="spellEnd"/>
       <w:r>
@@ -3407,16 +3104,11 @@
       <w:r>
         <w:t>Could not resolve dependencies</w:t>
       </w:r>
-      <w:proofErr w:type="gramStart"/>
       <w:r>
         <w:t xml:space="preserve">’ </w:t>
       </w:r>
       <w:r>
-        <w:t>:</w:t>
-      </w:r>
-      <w:proofErr w:type="gramEnd"/>
-      <w:r>
-        <w:t xml:space="preserve"> Run </w:t>
+        <w:t xml:space="preserve">: Run </w:t>
       </w:r>
       <w:r>
         <w:rPr>
@@ -3469,11 +3161,7 @@
       </w:r>
       <w:proofErr w:type="spellEnd"/>
       <w:r>
-        <w:t xml:space="preserve"> by running</w:t>
-      </w:r>
-      <w:proofErr w:type="gramStart"/>
-      <w:r>
-        <w:t>:</w:t>
+        <w:t xml:space="preserve"> by running:</w:t>
       </w:r>
       <w:r>
         <w:t xml:space="preserve"> </w:t>
@@ -3483,15 +3171,7 @@
           <w:b/>
           <w:bCs/>
         </w:rPr>
-        <w:t>.</w:t>
-      </w:r>
-      <w:proofErr w:type="gramEnd"/>
-      <w:r>
-        <w:rPr>
-          <w:b/>
-          <w:bCs/>
-        </w:rPr>
-        <w:t>/</w:t>
+        <w:t>./</w:t>
       </w:r>
       <w:proofErr w:type="spellStart"/>
       <w:r>
@@ -3543,13 +3223,8 @@
       </w:r>
       <w:proofErr w:type="spellEnd"/>
       <w:r>
-        <w:t xml:space="preserve"> error pertains try rebuilding everything </w:t>
-      </w:r>
-      <w:proofErr w:type="gramStart"/>
-      <w:r>
-        <w:t>by :</w:t>
-      </w:r>
-      <w:proofErr w:type="gramEnd"/>
+        <w:t xml:space="preserve"> error pertains try rebuilding everything by :</w:t>
+      </w:r>
     </w:p>
     <w:p>
       <w:pPr>
@@ -3565,15 +3240,7 @@
           <w:b/>
           <w:bCs/>
         </w:rPr>
-        <w:t>rm -</w:t>
-      </w:r>
-      <w:proofErr w:type="gramStart"/>
-      <w:r>
-        <w:rPr>
-          <w:b/>
-          <w:bCs/>
-        </w:rPr>
-        <w:t>rf .</w:t>
+        <w:t>rm -rf .</w:t>
       </w:r>
       <w:proofErr w:type="spellStart"/>
       <w:r>
@@ -3584,7 +3251,6 @@
         <w:t>gradle</w:t>
       </w:r>
       <w:proofErr w:type="spellEnd"/>
-      <w:proofErr w:type="gramEnd"/>
       <w:r>
         <w:rPr>
           <w:b/>
@@ -3602,7 +3268,6 @@
           <w:bCs/>
         </w:rPr>
       </w:pPr>
-      <w:proofErr w:type="gramStart"/>
       <w:r>
         <w:rPr>
           <w:b/>
@@ -3611,7 +3276,6 @@
         <w:t>./</w:t>
       </w:r>
       <w:proofErr w:type="spellStart"/>
-      <w:proofErr w:type="gramEnd"/>
       <w:r>
         <w:rPr>
           <w:b/>
@@ -3766,6 +3430,7 @@
         </w:numPr>
       </w:pPr>
       <w:r>
+        <w:lastRenderedPageBreak/>
         <w:t>touch "C:\</w:t>
       </w:r>
       <w:r>
@@ -3789,6 +3454,154 @@
       </w:r>
     </w:p>
     <w:p/>
+    <w:p/>
+    <w:p/>
+    <w:p/>
+    <w:p>
+      <w:r>
+        <w:rPr>
+          <w:b/>
+          <w:bCs/>
+        </w:rPr>
+        <w:t>5.3 Expected Output</w:t>
+      </w:r>
+    </w:p>
+    <w:p>
+      <w:r>
+        <w:t xml:space="preserve">Please note that a disk file is provided for you at the path specified in main. If you would like to create your own, do so, and update the filename in the Main class. </w:t>
+      </w:r>
+    </w:p>
+    <w:p>
+      <w:r>
+        <w:t xml:space="preserve">If you would like to populate the file with entries, which is necessary for </w:t>
+      </w:r>
+      <w:proofErr w:type="spellStart"/>
+      <w:r>
+        <w:t>loadDataset</w:t>
+      </w:r>
+      <w:proofErr w:type="spellEnd"/>
+      <w:r>
+        <w:t xml:space="preserve"> to run, do so by calling </w:t>
+      </w:r>
+      <w:proofErr w:type="spellStart"/>
+      <w:r>
+        <w:t>bufferManager.populateDisk</w:t>
+      </w:r>
+      <w:proofErr w:type="spellEnd"/>
+      <w:r>
+        <w:t xml:space="preserve">(), which populates the disk with as many records as provided with the </w:t>
+      </w:r>
+      <w:proofErr w:type="spellStart"/>
+      <w:r>
+        <w:t>tsv</w:t>
+      </w:r>
+      <w:proofErr w:type="spellEnd"/>
+      <w:r>
+        <w:t xml:space="preserve"> file for movie info at the provided </w:t>
+      </w:r>
+      <w:proofErr w:type="spellStart"/>
+      <w:r>
+        <w:t>filepath</w:t>
+      </w:r>
+      <w:proofErr w:type="spellEnd"/>
+      <w:r>
+        <w:t>. This will store records continuously in a packed data format up until record n, meaning that all pages will be completely populated except for the last one if a non-multiple of 105 is passed, otherwise, all pages will be completely populated.</w:t>
+      </w:r>
+    </w:p>
+    <w:p/>
+    <w:p/>
+    <w:p>
+      <w:r>
+        <w:t>Output of running the main class application with a populated disk:</w:t>
+      </w:r>
+    </w:p>
+    <w:p>
+      <w:r>
+        <w:lastRenderedPageBreak/>
+        <w:drawing>
+          <wp:inline distT="0" distB="0" distL="0" distR="0" wp14:anchorId="31E8B425" wp14:editId="6FDCF4AF">
+            <wp:extent cx="4448796" cy="5229955"/>
+            <wp:effectExtent l="0" t="0" r="9525" b="8890"/>
+            <wp:docPr id="87722246" name="Picture 1" descr="A screenshot of a computer program&#10;&#10;AI-generated content may be incorrect."/>
+            <wp:cNvGraphicFramePr>
+              <a:graphicFrameLocks xmlns:a="http://schemas.openxmlformats.org/drawingml/2006/main" noChangeAspect="1"/>
+            </wp:cNvGraphicFramePr>
+            <a:graphic xmlns:a="http://schemas.openxmlformats.org/drawingml/2006/main">
+              <a:graphicData uri="http://schemas.openxmlformats.org/drawingml/2006/picture">
+                <pic:pic xmlns:pic="http://schemas.openxmlformats.org/drawingml/2006/picture">
+                  <pic:nvPicPr>
+                    <pic:cNvPr id="87722246" name="Picture 1" descr="A screenshot of a computer program&#10;&#10;AI-generated content may be incorrect."/>
+                    <pic:cNvPicPr/>
+                  </pic:nvPicPr>
+                  <pic:blipFill>
+                    <a:blip r:embed="rId10"/>
+                    <a:stretch>
+                      <a:fillRect/>
+                    </a:stretch>
+                  </pic:blipFill>
+                  <pic:spPr>
+                    <a:xfrm>
+                      <a:off x="0" y="0"/>
+                      <a:ext cx="4448796" cy="5229955"/>
+                    </a:xfrm>
+                    <a:prstGeom prst="rect">
+                      <a:avLst/>
+                    </a:prstGeom>
+                  </pic:spPr>
+                </pic:pic>
+              </a:graphicData>
+            </a:graphic>
+          </wp:inline>
+        </w:drawing>
+      </w:r>
+    </w:p>
+    <w:p/>
+    <w:p/>
+    <w:p/>
+    <w:p>
+      <w:r>
+        <w:t>Output of running tests:</w:t>
+      </w:r>
+    </w:p>
+    <w:p>
+      <w:r>
+        <w:drawing>
+          <wp:inline distT="0" distB="0" distL="0" distR="0" wp14:anchorId="08F3B996" wp14:editId="7C4C285F">
+            <wp:extent cx="5731510" cy="1616075"/>
+            <wp:effectExtent l="0" t="0" r="2540" b="3175"/>
+            <wp:docPr id="1780336951" name="Picture 1" descr="A screenshot of a black screen&#10;&#10;AI-generated content may be incorrect."/>
+            <wp:cNvGraphicFramePr>
+              <a:graphicFrameLocks xmlns:a="http://schemas.openxmlformats.org/drawingml/2006/main" noChangeAspect="1"/>
+            </wp:cNvGraphicFramePr>
+            <a:graphic xmlns:a="http://schemas.openxmlformats.org/drawingml/2006/main">
+              <a:graphicData uri="http://schemas.openxmlformats.org/drawingml/2006/picture">
+                <pic:pic xmlns:pic="http://schemas.openxmlformats.org/drawingml/2006/picture">
+                  <pic:nvPicPr>
+                    <pic:cNvPr id="1780336951" name="Picture 1" descr="A screenshot of a black screen&#10;&#10;AI-generated content may be incorrect."/>
+                    <pic:cNvPicPr/>
+                  </pic:nvPicPr>
+                  <pic:blipFill>
+                    <a:blip r:embed="rId11"/>
+                    <a:stretch>
+                      <a:fillRect/>
+                    </a:stretch>
+                  </pic:blipFill>
+                  <pic:spPr>
+                    <a:xfrm>
+                      <a:off x="0" y="0"/>
+                      <a:ext cx="5731510" cy="1616075"/>
+                    </a:xfrm>
+                    <a:prstGeom prst="rect">
+                      <a:avLst/>
+                    </a:prstGeom>
+                  </pic:spPr>
+                </pic:pic>
+              </a:graphicData>
+            </a:graphic>
+          </wp:inline>
+        </w:drawing>
+      </w:r>
+    </w:p>
     <w:p>
       <w:r>
         <w:rPr>
@@ -3800,11 +3613,8 @@
     </w:p>
     <w:p>
       <w:r>
-        <w:t xml:space="preserve">The Buffer Manager and Page System provides an efficient mechanism for handling large-scale movie data storage and retrieval. With its structured page-based storage, LRU-based eviction policy, and robust disk management utilities, the system is designed to balance memory constraints with </w:t>
-      </w:r>
-      <w:r>
         <w:lastRenderedPageBreak/>
-        <w:t>performance efficiency. Although it currently operates under the assumption of an insert-only workload with no indexing support, future improvements could enhance its scalability and query optimization. This documentation serves as a comprehensive guide to the design, implementation, and usage of the system, ensuring clarity for both developers and users.</w:t>
+        <w:t>The Buffer Manager and Page System provides an efficient mechanism for handling large-scale movie data storage and retrieval. With its structured page-based storage, LRU-based eviction policy, and robust disk management utilities, the system is designed to balance memory constraints with performance efficiency. Although it currently operates under the assumption of an insert-only workload with no indexing support, future improvements could enhance its scalability and query optimization. This documentation serves as a comprehensive guide to the design, implementation, and usage of the system, ensuring clarity for both developers and users.</w:t>
       </w:r>
     </w:p>
     <w:p>
@@ -6962,6 +6772,36 @@
       <w:szCs w:val="20"/>
     </w:rPr>
   </w:style>
+  <w:style w:type="paragraph" w:styleId="HTMLPreformatted">
+    <w:name w:val="HTML Preformatted"/>
+    <w:basedOn w:val="Normal"/>
+    <w:link w:val="HTMLPreformattedChar"/>
+    <w:uiPriority w:val="99"/>
+    <w:semiHidden/>
+    <w:unhideWhenUsed/>
+    <w:rsid w:val="00222CF2"/>
+    <w:pPr>
+      <w:spacing w:after="0" w:line="240" w:lineRule="auto"/>
+    </w:pPr>
+    <w:rPr>
+      <w:rFonts w:ascii="Consolas" w:hAnsi="Consolas"/>
+      <w:sz w:val="20"/>
+      <w:szCs w:val="20"/>
+    </w:rPr>
+  </w:style>
+  <w:style w:type="character" w:customStyle="1" w:styleId="HTMLPreformattedChar">
+    <w:name w:val="HTML Preformatted Char"/>
+    <w:basedOn w:val="DefaultParagraphFont"/>
+    <w:link w:val="HTMLPreformatted"/>
+    <w:uiPriority w:val="99"/>
+    <w:semiHidden/>
+    <w:rsid w:val="00222CF2"/>
+    <w:rPr>
+      <w:rFonts w:ascii="Consolas" w:hAnsi="Consolas"/>
+      <w:sz w:val="20"/>
+      <w:szCs w:val="20"/>
+    </w:rPr>
+  </w:style>
 </w:styles>
 </file>
 
